--- a/storage/templates/normalized-docx/BM-062/BM-062_normalized.docx
+++ b/storage/templates/normalized-docx/BM-062/BM-062_normalized.docx
@@ -1094,7 +1094,7 @@
           <w:rFonts w:cs="Times New Roman" w:ascii="Times New Roman" w:hAnsi="Times New Roman"/>
           <w:szCs w:val="28"/>
         </w:rPr>
-        <w:t>{{document.field}}</w:t>
+        <w:t>{{decision.decisionLine11}}}</w:t>
       </w:r>
     </w:p>
     <w:p>
@@ -1173,7 +1173,7 @@
           <w:spacing w:val="-2"/>
           <w:szCs w:val="28"/>
         </w:rPr>
-        <w:t>{{document.field}}</w:t>
+        <w:t>{{decision.decisionLine11}}}</w:t>
       </w:r>
     </w:p>
     <w:p>
@@ -1235,7 +1235,7 @@
           <w:spacing w:val="-2"/>
           <w:szCs w:val="28"/>
         </w:rPr>
-        <w:t>{{recipients.field}}</w:t>
+        <w:t>{{recipients.personLine5}}}</w:t>
       </w:r>
     </w:p>
     <w:p>
@@ -1261,7 +1261,7 @@
           <w:spacing w:val="-2"/>
           <w:szCs w:val="28"/>
         </w:rPr>
-        <w:t>{{recipients.field}}</w:t>
+        <w:t>{{recipients.personLine5}}}</w:t>
       </w:r>
     </w:p>
     <w:p>
@@ -1283,9 +1283,9 @@
           <w:spacing w:val="-2"/>
           <w:szCs w:val="28"/>
         </w:rPr>
-        <w:t>{{recipients.field}}</w:t>
+        <w:t>{{recipients.personLine5}}}</w:t>
         <w:tab/>
-        <w:t xml:space="preserve">{{recipients.field}}</w:t>
+        <w:t xml:space="preserve">{{recipients.personLine5}}}</w:t>
       </w:r>
     </w:p>
     <w:p>
@@ -1314,7 +1314,7 @@
         <w:t>Nghề nghiệp:</w:t>
         <w:tab/>
         <w:tab/>
-        <w:t>{{document.field}}</w:t>
+        <w:t>{{decision.decisionLine11}}}</w:t>
       </w:r>
     </w:p>
     <w:p>
@@ -1343,12 +1343,12 @@
         <w:t>Số CMND/Thẻ CCCD/Thẻ CC/Hộ chiếu:</w:t>
         <w:tab/>
         <w:tab/>
-        <w:t>{{document.field}}</w:t>
+        <w:t>{{decision.decisionLine11}}}</w:t>
         <w:tab/>
-        <w:t xml:space="preserve">{{document.field}}</w:t>
+        <w:t xml:space="preserve">{{decision.decisionLine11}}}</w:t>
         <w:tab/>
         <w:tab/>
-        <w:t>{{document.field}}</w:t>
+        <w:t>{{decision.decisionLine11}}}</w:t>
       </w:r>
     </w:p>
     <w:p>
@@ -1402,7 +1402,7 @@
           <w:spacing w:val="-2"/>
           <w:szCs w:val="28"/>
         </w:rPr>
-        <w:t>{{document.field}}</w:t>
+        <w:t>{{decision.decisionLine11}}}</w:t>
       </w:r>
     </w:p>
     <w:p>
@@ -1433,7 +1433,7 @@
         </w:rPr>
         <w:t xml:space="preserve">Nơi tạm trú: </w:t>
         <w:tab/>
-        <w:t>{{document.field}}</w:t>
+        <w:t>{{decision.decisionLine11}}}</w:t>
       </w:r>
     </w:p>
     <w:p>
@@ -1486,7 +1486,7 @@
           <w:szCs w:val="28"/>
           <w:lang w:eastAsia="vi-VN"/>
         </w:rPr>
-        <w:t>{{document.field}}</w:t>
+        <w:t>{{decision.decisionLine11}}}</w:t>
       </w:r>
     </w:p>
     <w:p>
@@ -1524,7 +1524,7 @@
           <w:rFonts w:cs="Times New Roman" w:ascii="Times New Roman" w:hAnsi="Times New Roman"/>
           <w:szCs w:val="28"/>
         </w:rPr>
-        <w:t>{{document.field}}</w:t>
+        <w:t>{{decision.decisionLine11}}}</w:t>
       </w:r>
       <w:r>
         <w:rPr>
@@ -1539,7 +1539,7 @@
           <w:rFonts w:cs="Times New Roman" w:ascii="Times New Roman" w:hAnsi="Times New Roman"/>
           <w:szCs w:val="28"/>
         </w:rPr>
-        <w:t>{{document.field}}</w:t>
+        <w:t>{{decision.decisionLine11}}}</w:t>
       </w:r>
     </w:p>
     <w:p>
@@ -1880,7 +1880,7 @@
                 <w:sz w:val="24"/>
                 <w:szCs w:val="26"/>
               </w:rPr>
-              <w:t>{{recipients.field}}</w:t>
+              <w:t>{{recipients.personLine5}}}</w:t>
             </w:r>
           </w:p>
           <w:p>

--- a/storage/templates/normalized-docx/BM-062/BM-062_normalized.docx
+++ b/storage/templates/normalized-docx/BM-062/BM-062_normalized.docx
@@ -511,7 +511,7 @@
               <w:rPr>
                 <w:rFonts w:cs="Times New Roman" w:ascii="Times New Roman" w:hAnsi="Times New Roman"/>
               </w:rPr>
-              <w:t>Số: …/LKB-VKS…-</w:t>
+              <w:t>Số: …/LKB-VKS…-{{document.fullDocumentCode}}</w:t>
             </w:r>
             <w:r>
               <w:rPr>
@@ -1066,7 +1066,7 @@
           <w:rFonts w:cs="Times New Roman" w:ascii="Times New Roman" w:hAnsi="Times New Roman"/>
           <w:szCs w:val="28"/>
         </w:rPr>
-        <w:t>Xét thấy</w:t>
+        <w:t>Xét thấy{{decision.decisionLine}}</w:t>
       </w:r>
       <w:r>
         <w:rPr>

--- a/storage/templates/normalized-docx/BM-062/BM-062_normalized.docx
+++ b/storage/templates/normalized-docx/BM-062/BM-062_normalized.docx
@@ -511,7 +511,7 @@
               <w:rPr>
                 <w:rFonts w:cs="Times New Roman" w:ascii="Times New Roman" w:hAnsi="Times New Roman"/>
               </w:rPr>
-              <w:t>Số: …/LKB-VKS…-</w:t>
+              <w:t>Số: …/LKB-VKS…-{{document.fullDocumentCode}}</w:t>
             </w:r>
             <w:r>
               <w:rPr>
@@ -1066,7 +1066,7 @@
           <w:rFonts w:cs="Times New Roman" w:ascii="Times New Roman" w:hAnsi="Times New Roman"/>
           <w:szCs w:val="28"/>
         </w:rPr>
-        <w:t>Xét thấy</w:t>
+        <w:t>Xét thấy{{decision.decisionLine}}</w:t>
       </w:r>
       <w:r>
         <w:rPr>
@@ -1094,7 +1094,7 @@
           <w:rFonts w:cs="Times New Roman" w:ascii="Times New Roman" w:hAnsi="Times New Roman"/>
           <w:szCs w:val="28"/>
         </w:rPr>
-        <w:t>{{document.field}}</w:t>
+        <w:t>{{decision.decisionLine11}}}</w:t>
       </w:r>
     </w:p>
     <w:p>
@@ -1173,7 +1173,7 @@
           <w:spacing w:val="-2"/>
           <w:szCs w:val="28"/>
         </w:rPr>
-        <w:t>{{document.field}}</w:t>
+        <w:t>{{decision.decisionLine11}}}</w:t>
       </w:r>
     </w:p>
     <w:p>
@@ -1235,7 +1235,7 @@
           <w:spacing w:val="-2"/>
           <w:szCs w:val="28"/>
         </w:rPr>
-        <w:t>{{recipients.field}}</w:t>
+        <w:t>{{recipients.personLine5}}}</w:t>
       </w:r>
     </w:p>
     <w:p>
@@ -1261,7 +1261,7 @@
           <w:spacing w:val="-2"/>
           <w:szCs w:val="28"/>
         </w:rPr>
-        <w:t>{{recipients.field}}</w:t>
+        <w:t>{{recipients.personLine5}}}</w:t>
       </w:r>
     </w:p>
     <w:p>
@@ -1283,9 +1283,9 @@
           <w:spacing w:val="-2"/>
           <w:szCs w:val="28"/>
         </w:rPr>
-        <w:t>{{recipients.field}}</w:t>
+        <w:t>{{recipients.personLine5}}}</w:t>
         <w:tab/>
-        <w:t xml:space="preserve">{{recipients.field}}</w:t>
+        <w:t xml:space="preserve">{{recipients.personLine5}}}</w:t>
       </w:r>
     </w:p>
     <w:p>
@@ -1314,7 +1314,7 @@
         <w:t>Nghề nghiệp:</w:t>
         <w:tab/>
         <w:tab/>
-        <w:t>{{document.field}}</w:t>
+        <w:t>{{decision.decisionLine11}}}</w:t>
       </w:r>
     </w:p>
     <w:p>
@@ -1343,12 +1343,12 @@
         <w:t>Số CMND/Thẻ CCCD/Thẻ CC/Hộ chiếu:</w:t>
         <w:tab/>
         <w:tab/>
-        <w:t>{{document.field}}</w:t>
+        <w:t>{{decision.decisionLine11}}}</w:t>
         <w:tab/>
-        <w:t xml:space="preserve">{{document.field}}</w:t>
+        <w:t xml:space="preserve">{{decision.decisionLine11}}}</w:t>
         <w:tab/>
         <w:tab/>
-        <w:t>{{document.field}}</w:t>
+        <w:t>{{decision.decisionLine11}}}</w:t>
       </w:r>
     </w:p>
     <w:p>
@@ -1402,7 +1402,7 @@
           <w:spacing w:val="-2"/>
           <w:szCs w:val="28"/>
         </w:rPr>
-        <w:t>{{document.field}}</w:t>
+        <w:t>{{decision.decisionLine11}}}</w:t>
       </w:r>
     </w:p>
     <w:p>
@@ -1433,7 +1433,7 @@
         </w:rPr>
         <w:t xml:space="preserve">Nơi tạm trú: </w:t>
         <w:tab/>
-        <w:t>{{document.field}}</w:t>
+        <w:t>{{decision.decisionLine11}}}</w:t>
       </w:r>
     </w:p>
     <w:p>
@@ -1486,7 +1486,7 @@
           <w:szCs w:val="28"/>
           <w:lang w:eastAsia="vi-VN"/>
         </w:rPr>
-        <w:t>{{document.field}}</w:t>
+        <w:t>{{decision.decisionLine11}}}</w:t>
       </w:r>
     </w:p>
     <w:p>
@@ -1524,7 +1524,7 @@
           <w:rFonts w:cs="Times New Roman" w:ascii="Times New Roman" w:hAnsi="Times New Roman"/>
           <w:szCs w:val="28"/>
         </w:rPr>
-        <w:t>{{document.field}}</w:t>
+        <w:t>{{decision.decisionLine11}}}</w:t>
       </w:r>
       <w:r>
         <w:rPr>
@@ -1539,7 +1539,7 @@
           <w:rFonts w:cs="Times New Roman" w:ascii="Times New Roman" w:hAnsi="Times New Roman"/>
           <w:szCs w:val="28"/>
         </w:rPr>
-        <w:t>{{document.field}}</w:t>
+        <w:t>{{decision.decisionLine11}}}</w:t>
       </w:r>
     </w:p>
     <w:p>
@@ -1880,7 +1880,7 @@
                 <w:sz w:val="24"/>
                 <w:szCs w:val="26"/>
               </w:rPr>
-              <w:t>{{recipients.field}}</w:t>
+              <w:t>{{recipients.personLine5}}}</w:t>
             </w:r>
           </w:p>
           <w:p>

--- a/storage/templates/normalized-docx/BM-062/BM-062_normalized.docx
+++ b/storage/templates/normalized-docx/BM-062/BM-062_normalized.docx
@@ -1094,7 +1094,7 @@
           <w:rFonts w:cs="Times New Roman" w:ascii="Times New Roman" w:hAnsi="Times New Roman"/>
           <w:szCs w:val="28"/>
         </w:rPr>
-        <w:t>{{decision.decisionLine11}}}</w:t>
+        <w:t>{{decision.decisionLine11}}</w:t>
       </w:r>
     </w:p>
     <w:p>
@@ -1173,7 +1173,7 @@
           <w:spacing w:val="-2"/>
           <w:szCs w:val="28"/>
         </w:rPr>
-        <w:t>{{decision.decisionLine11}}}</w:t>
+        <w:t>{{decision.decisionLine11}}</w:t>
       </w:r>
     </w:p>
     <w:p>
@@ -1235,7 +1235,7 @@
           <w:spacing w:val="-2"/>
           <w:szCs w:val="28"/>
         </w:rPr>
-        <w:t>{{recipients.personLine5}}}</w:t>
+        <w:t>{{recipients.personLine5}}</w:t>
       </w:r>
     </w:p>
     <w:p>
@@ -1261,7 +1261,7 @@
           <w:spacing w:val="-2"/>
           <w:szCs w:val="28"/>
         </w:rPr>
-        <w:t>{{recipients.personLine5}}}</w:t>
+        <w:t>{{recipients.personLine5}}</w:t>
       </w:r>
     </w:p>
     <w:p>
@@ -1283,9 +1283,9 @@
           <w:spacing w:val="-2"/>
           <w:szCs w:val="28"/>
         </w:rPr>
-        <w:t>{{recipients.personLine5}}}</w:t>
+        <w:t>{{recipients.personLine5}}</w:t>
         <w:tab/>
-        <w:t xml:space="preserve">{{recipients.personLine5}}}</w:t>
+        <w:t xml:space="preserve">{{recipients.personLine5}}</w:t>
       </w:r>
     </w:p>
     <w:p>
@@ -1314,7 +1314,7 @@
         <w:t>Nghề nghiệp:</w:t>
         <w:tab/>
         <w:tab/>
-        <w:t>{{decision.decisionLine11}}}</w:t>
+        <w:t>{{decision.decisionLine11}}</w:t>
       </w:r>
     </w:p>
     <w:p>
@@ -1343,12 +1343,12 @@
         <w:t>Số CMND/Thẻ CCCD/Thẻ CC/Hộ chiếu:</w:t>
         <w:tab/>
         <w:tab/>
-        <w:t>{{decision.decisionLine11}}}</w:t>
+        <w:t>{{decision.decisionLine11}}</w:t>
         <w:tab/>
-        <w:t xml:space="preserve">{{decision.decisionLine11}}}</w:t>
+        <w:t xml:space="preserve">{{decision.decisionLine11}}</w:t>
         <w:tab/>
         <w:tab/>
-        <w:t>{{decision.decisionLine11}}}</w:t>
+        <w:t>{{decision.decisionLine11}}</w:t>
       </w:r>
     </w:p>
     <w:p>
@@ -1402,7 +1402,7 @@
           <w:spacing w:val="-2"/>
           <w:szCs w:val="28"/>
         </w:rPr>
-        <w:t>{{decision.decisionLine11}}}</w:t>
+        <w:t>{{decision.decisionLine11}}</w:t>
       </w:r>
     </w:p>
     <w:p>
@@ -1433,7 +1433,7 @@
         </w:rPr>
         <w:t xml:space="preserve">Nơi tạm trú: </w:t>
         <w:tab/>
-        <w:t>{{decision.decisionLine11}}}</w:t>
+        <w:t>{{decision.decisionLine11}}</w:t>
       </w:r>
     </w:p>
     <w:p>
@@ -1486,7 +1486,7 @@
           <w:szCs w:val="28"/>
           <w:lang w:eastAsia="vi-VN"/>
         </w:rPr>
-        <w:t>{{decision.decisionLine11}}}</w:t>
+        <w:t>{{decision.decisionLine11}}</w:t>
       </w:r>
     </w:p>
     <w:p>
@@ -1524,7 +1524,7 @@
           <w:rFonts w:cs="Times New Roman" w:ascii="Times New Roman" w:hAnsi="Times New Roman"/>
           <w:szCs w:val="28"/>
         </w:rPr>
-        <w:t>{{decision.decisionLine11}}}</w:t>
+        <w:t>{{decision.decisionLine11}}</w:t>
       </w:r>
       <w:r>
         <w:rPr>
@@ -1539,7 +1539,7 @@
           <w:rFonts w:cs="Times New Roman" w:ascii="Times New Roman" w:hAnsi="Times New Roman"/>
           <w:szCs w:val="28"/>
         </w:rPr>
-        <w:t>{{decision.decisionLine11}}}</w:t>
+        <w:t>{{decision.decisionLine11}}</w:t>
       </w:r>
     </w:p>
     <w:p>
@@ -1880,7 +1880,7 @@
                 <w:sz w:val="24"/>
                 <w:szCs w:val="26"/>
               </w:rPr>
-              <w:t>{{recipients.personLine5}}}</w:t>
+              <w:t>{{recipients.personLine5}}</w:t>
             </w:r>
           </w:p>
           <w:p>

--- a/storage/templates/normalized-docx/BM-062/BM-062_normalized.docx
+++ b/storage/templates/normalized-docx/BM-062/BM-062_normalized.docx
@@ -1094,7 +1094,7 @@
           <w:rFonts w:cs="Times New Roman" w:ascii="Times New Roman" w:hAnsi="Times New Roman"/>
           <w:szCs w:val="28"/>
         </w:rPr>
-        <w:t>{{decision.decisionLine11}}</w:t>
+        <w:t>{{measure.reasonLine}}</w:t>
       </w:r>
     </w:p>
     <w:p>
@@ -1173,7 +1173,7 @@
           <w:spacing w:val="-2"/>
           <w:szCs w:val="28"/>
         </w:rPr>
-        <w:t>{{decision.decisionLine11}}</w:t>
+        <w:t>{{measure.assetListLine}}</w:t>
       </w:r>
     </w:p>
     <w:p>
@@ -1235,7 +1235,7 @@
           <w:spacing w:val="-2"/>
           <w:szCs w:val="28"/>
         </w:rPr>
-        <w:t>{{recipients.personLine5}}</w:t>
+        <w:t>{{person.otherName}}</w:t>
       </w:r>
     </w:p>
     <w:p>
@@ -1261,7 +1261,7 @@
           <w:spacing w:val="-2"/>
           <w:szCs w:val="28"/>
         </w:rPr>
-        <w:t>{{recipients.personLine5}}</w:t>
+        <w:t>{{person.birthInfoLine}}</w:t>
       </w:r>
     </w:p>
     <w:p>
@@ -1283,9 +1283,9 @@
           <w:spacing w:val="-2"/>
           <w:szCs w:val="28"/>
         </w:rPr>
-        <w:t>{{recipients.personLine5}}</w:t>
+        <w:t>{{person.nationality}}</w:t>
         <w:tab/>
-        <w:t xml:space="preserve">{{recipients.personLine5}}</w:t>
+        <w:t xml:space="preserve">{{person.ethnicityReligionLine}}</w:t>
       </w:r>
     </w:p>
     <w:p>
@@ -1314,7 +1314,7 @@
         <w:t>Nghề nghiệp:</w:t>
         <w:tab/>
         <w:tab/>
-        <w:t>{{decision.decisionLine11}}</w:t>
+        <w:t>{{person.occupation}}</w:t>
       </w:r>
     </w:p>
     <w:p>
@@ -1343,12 +1343,12 @@
         <w:t>Số CMND/Thẻ CCCD/Thẻ CC/Hộ chiếu:</w:t>
         <w:tab/>
         <w:tab/>
-        <w:t>{{decision.decisionLine11}}</w:t>
+        <w:t>{{person.identityNo}}</w:t>
         <w:tab/>
-        <w:t xml:space="preserve">{{decision.decisionLine11}}</w:t>
+        <w:t xml:space="preserve">{{person.identityIssueDateLine}}</w:t>
         <w:tab/>
         <w:tab/>
-        <w:t>{{decision.decisionLine11}}</w:t>
+        <w:t>{{person.identityIssuePlace}}</w:t>
       </w:r>
     </w:p>
     <w:p>
@@ -1402,7 +1402,7 @@
           <w:spacing w:val="-2"/>
           <w:szCs w:val="28"/>
         </w:rPr>
-        <w:t>{{decision.decisionLine11}}</w:t>
+        <w:t>{{person.permanentAddress}}</w:t>
       </w:r>
     </w:p>
     <w:p>
@@ -1433,7 +1433,7 @@
         </w:rPr>
         <w:t xml:space="preserve">Nơi tạm trú: </w:t>
         <w:tab/>
-        <w:t>{{decision.decisionLine11}}</w:t>
+        <w:t>{{person.temporaryAddress}}</w:t>
       </w:r>
     </w:p>
     <w:p>
@@ -1486,7 +1486,7 @@
           <w:szCs w:val="28"/>
           <w:lang w:eastAsia="vi-VN"/>
         </w:rPr>
-        <w:t>{{decision.decisionLine11}}</w:t>
+        <w:t>{{person.currentAddress}}</w:t>
       </w:r>
     </w:p>
     <w:p>
@@ -1524,7 +1524,7 @@
           <w:rFonts w:cs="Times New Roman" w:ascii="Times New Roman" w:hAnsi="Times New Roman"/>
           <w:szCs w:val="28"/>
         </w:rPr>
-        <w:t>{{decision.decisionLine11}}</w:t>
+        <w:t>{{measure.executionAgencyLine}}</w:t>
       </w:r>
       <w:r>
         <w:rPr>
@@ -1539,7 +1539,7 @@
           <w:rFonts w:cs="Times New Roman" w:ascii="Times New Roman" w:hAnsi="Times New Roman"/>
           <w:szCs w:val="28"/>
         </w:rPr>
-        <w:t>{{decision.decisionLine11}}</w:t>
+        <w:t>{{measure.coordinationAgencyLine}}</w:t>
       </w:r>
     </w:p>
     <w:p>
@@ -1880,7 +1880,7 @@
                 <w:sz w:val="24"/>
                 <w:szCs w:val="26"/>
               </w:rPr>
-              <w:t>{{recipients.personLine5}}</w:t>
+              <w:t>{{signature.signerName}}</w:t>
             </w:r>
           </w:p>
           <w:p>
